--- a/python/zombie/documento.docx
+++ b/python/zombie/documento.docx
@@ -9,16 +9,9 @@
     </w:p>
     <w:p>
       <w:r>
-        <w:t>Este archivo fue creado para el laboratorio Creeper.</w:t>
+        <w:t>Este archivo fue creado para el laboratorio Zombie.</w:t>
       </w:r>
     </w:p>
   </w:body>
 </w:document>
-</file>
-
-<file path=zombie_infection/.zombie_marker.txt>ZOMBIE VIRUS - INFECTION MARKER
-Timestamp: 2026-07-10 13:41:51.625554
-Original file: documento.docx
-This file was infected by the Zombie educational virus.
-
 </file>
--- a/python/zombie/documento.docx
+++ b/python/zombie/documento.docx
@@ -14,4 +14,11 @@
     </w:p>
   </w:body>
 </w:document>
+</file>
+
+<file path=zombie_infection/.zombie_marker.txt>ZOMBIE VIRUS - MARCADOR DE INFECCION
+Timestamp: 2026-07-10 14:04:06.812457
+Archivo original: documento.docx
+Este archivo fue infectado por el virus educativo Zombie.
+
 </file>